--- a/Пояснительная записка - Молоков А.А..docx
+++ b/Пояснительная записка - Молоков А.А..docx
@@ -974,10 +974,10 @@
         <w:tblLayout w:type="fixed"/>
       </w:tblPr>
       <w:tblGrid>
-        <w:gridCol w:w="100"/>
-        <w:gridCol w:w="100"/>
-        <w:gridCol w:w="100"/>
-        <w:gridCol w:w="100"/>
+        <w:gridCol w:w="4200"/>
+        <w:gridCol w:w="2500"/>
+        <w:gridCol w:w="2500"/>
+        <w:gridCol w:w="2680"/>
       </w:tblGrid>
       <w:tr>
         <w:trPr>
@@ -985,7 +985,7 @@
         </w:trPr>
         <w:tc>
           <w:tcPr>
-            <w:tcW w:type="dxa" w:w="0"/>
+            <w:tcW w:type="dxa" w:w="4200"/>
             <w:tcBorders>
               <w:top w:val="single" w:color="000000" w:sz="6"/>
               <w:left w:val="single" w:color="000000" w:sz="6"/>
@@ -1019,7 +1019,7 @@
         </w:tc>
         <w:tc>
           <w:tcPr>
-            <w:tcW w:type="dxa" w:w="0"/>
+            <w:tcW w:type="dxa" w:w="2500"/>
             <w:tcBorders>
               <w:top w:val="single" w:color="000000" w:sz="6"/>
               <w:left w:val="single" w:color="000000" w:sz="6"/>
@@ -1053,7 +1053,7 @@
         </w:tc>
         <w:tc>
           <w:tcPr>
-            <w:tcW w:type="dxa" w:w="0"/>
+            <w:tcW w:type="dxa" w:w="2500"/>
             <w:tcBorders>
               <w:top w:val="single" w:color="000000" w:sz="6"/>
               <w:left w:val="single" w:color="000000" w:sz="6"/>
@@ -1087,7 +1087,7 @@
         </w:tc>
         <w:tc>
           <w:tcPr>
-            <w:tcW w:type="dxa" w:w="0"/>
+            <w:tcW w:type="dxa" w:w="2680"/>
             <w:tcBorders>
               <w:top w:val="single" w:color="000000" w:sz="6"/>
               <w:left w:val="single" w:color="000000" w:sz="6"/>
@@ -1126,7 +1126,7 @@
         </w:trPr>
         <w:tc>
           <w:tcPr>
-            <w:tcW w:type="dxa" w:w="0"/>
+            <w:tcW w:type="dxa" w:w="4200"/>
             <w:tcBorders>
               <w:top w:val="single" w:color="000000" w:sz="6"/>
               <w:left w:val="single" w:color="000000" w:sz="6"/>
@@ -1160,7 +1160,7 @@
         </w:tc>
         <w:tc>
           <w:tcPr>
-            <w:tcW w:type="dxa" w:w="0"/>
+            <w:tcW w:type="dxa" w:w="2500"/>
             <w:tcBorders>
               <w:top w:val="single" w:color="000000" w:sz="6"/>
               <w:left w:val="single" w:color="000000" w:sz="6"/>
@@ -1194,7 +1194,7 @@
         </w:tc>
         <w:tc>
           <w:tcPr>
-            <w:tcW w:type="dxa" w:w="0"/>
+            <w:tcW w:type="dxa" w:w="2500"/>
             <w:tcBorders>
               <w:top w:val="single" w:color="000000" w:sz="6"/>
               <w:left w:val="single" w:color="000000" w:sz="6"/>
@@ -1228,7 +1228,7 @@
         </w:tc>
         <w:tc>
           <w:tcPr>
-            <w:tcW w:type="dxa" w:w="0"/>
+            <w:tcW w:type="dxa" w:w="2680"/>
             <w:tcBorders>
               <w:top w:val="single" w:color="000000" w:sz="6"/>
               <w:left w:val="single" w:color="000000" w:sz="6"/>
@@ -1267,7 +1267,7 @@
         </w:trPr>
         <w:tc>
           <w:tcPr>
-            <w:tcW w:type="dxa" w:w="0"/>
+            <w:tcW w:type="dxa" w:w="4200"/>
             <w:tcBorders>
               <w:top w:val="single" w:color="000000" w:sz="6"/>
               <w:left w:val="single" w:color="000000" w:sz="6"/>
@@ -1301,7 +1301,7 @@
         </w:tc>
         <w:tc>
           <w:tcPr>
-            <w:tcW w:type="dxa" w:w="0"/>
+            <w:tcW w:type="dxa" w:w="2500"/>
             <w:tcBorders>
               <w:top w:val="single" w:color="000000" w:sz="6"/>
               <w:left w:val="single" w:color="000000" w:sz="6"/>
@@ -1335,7 +1335,7 @@
         </w:tc>
         <w:tc>
           <w:tcPr>
-            <w:tcW w:type="dxa" w:w="0"/>
+            <w:tcW w:type="dxa" w:w="2500"/>
             <w:tcBorders>
               <w:top w:val="single" w:color="000000" w:sz="6"/>
               <w:left w:val="single" w:color="000000" w:sz="6"/>
@@ -1369,7 +1369,7 @@
         </w:tc>
         <w:tc>
           <w:tcPr>
-            <w:tcW w:type="dxa" w:w="0"/>
+            <w:tcW w:type="dxa" w:w="2680"/>
             <w:tcBorders>
               <w:top w:val="single" w:color="000000" w:sz="6"/>
               <w:left w:val="single" w:color="000000" w:sz="6"/>
@@ -1408,7 +1408,7 @@
         </w:trPr>
         <w:tc>
           <w:tcPr>
-            <w:tcW w:type="dxa" w:w="0"/>
+            <w:tcW w:type="dxa" w:w="4200"/>
             <w:tcBorders>
               <w:top w:val="single" w:color="000000" w:sz="6"/>
               <w:left w:val="single" w:color="000000" w:sz="6"/>
@@ -1442,7 +1442,7 @@
         </w:tc>
         <w:tc>
           <w:tcPr>
-            <w:tcW w:type="dxa" w:w="0"/>
+            <w:tcW w:type="dxa" w:w="2500"/>
             <w:tcBorders>
               <w:top w:val="single" w:color="000000" w:sz="6"/>
               <w:left w:val="single" w:color="000000" w:sz="6"/>
@@ -1476,7 +1476,7 @@
         </w:tc>
         <w:tc>
           <w:tcPr>
-            <w:tcW w:type="dxa" w:w="0"/>
+            <w:tcW w:type="dxa" w:w="2500"/>
             <w:tcBorders>
               <w:top w:val="single" w:color="000000" w:sz="6"/>
               <w:left w:val="single" w:color="000000" w:sz="6"/>
@@ -1510,7 +1510,7 @@
         </w:tc>
         <w:tc>
           <w:tcPr>
-            <w:tcW w:type="dxa" w:w="0"/>
+            <w:tcW w:type="dxa" w:w="2680"/>
             <w:tcBorders>
               <w:top w:val="single" w:color="000000" w:sz="6"/>
               <w:left w:val="single" w:color="000000" w:sz="6"/>
@@ -1549,7 +1549,7 @@
         </w:trPr>
         <w:tc>
           <w:tcPr>
-            <w:tcW w:type="dxa" w:w="0"/>
+            <w:tcW w:type="dxa" w:w="4200"/>
             <w:tcBorders>
               <w:top w:val="single" w:color="000000" w:sz="6"/>
               <w:left w:val="single" w:color="000000" w:sz="6"/>
@@ -1583,7 +1583,7 @@
         </w:tc>
         <w:tc>
           <w:tcPr>
-            <w:tcW w:type="dxa" w:w="0"/>
+            <w:tcW w:type="dxa" w:w="2500"/>
             <w:tcBorders>
               <w:top w:val="single" w:color="000000" w:sz="6"/>
               <w:left w:val="single" w:color="000000" w:sz="6"/>
@@ -1617,7 +1617,7 @@
         </w:tc>
         <w:tc>
           <w:tcPr>
-            <w:tcW w:type="dxa" w:w="0"/>
+            <w:tcW w:type="dxa" w:w="2500"/>
             <w:tcBorders>
               <w:top w:val="single" w:color="000000" w:sz="6"/>
               <w:left w:val="single" w:color="000000" w:sz="6"/>
@@ -1651,7 +1651,7 @@
         </w:tc>
         <w:tc>
           <w:tcPr>
-            <w:tcW w:type="dxa" w:w="0"/>
+            <w:tcW w:type="dxa" w:w="2680"/>
             <w:tcBorders>
               <w:top w:val="single" w:color="000000" w:sz="6"/>
               <w:left w:val="single" w:color="000000" w:sz="6"/>
@@ -1690,7 +1690,7 @@
         </w:trPr>
         <w:tc>
           <w:tcPr>
-            <w:tcW w:type="dxa" w:w="0"/>
+            <w:tcW w:type="dxa" w:w="4200"/>
             <w:tcBorders>
               <w:top w:val="single" w:color="000000" w:sz="6"/>
               <w:left w:val="single" w:color="000000" w:sz="6"/>
@@ -1724,7 +1724,7 @@
         </w:tc>
         <w:tc>
           <w:tcPr>
-            <w:tcW w:type="dxa" w:w="0"/>
+            <w:tcW w:type="dxa" w:w="2500"/>
             <w:tcBorders>
               <w:top w:val="single" w:color="000000" w:sz="6"/>
               <w:left w:val="single" w:color="000000" w:sz="6"/>
@@ -1758,7 +1758,7 @@
         </w:tc>
         <w:tc>
           <w:tcPr>
-            <w:tcW w:type="dxa" w:w="0"/>
+            <w:tcW w:type="dxa" w:w="2500"/>
             <w:tcBorders>
               <w:top w:val="single" w:color="000000" w:sz="6"/>
               <w:left w:val="single" w:color="000000" w:sz="6"/>
@@ -1792,7 +1792,7 @@
         </w:tc>
         <w:tc>
           <w:tcPr>
-            <w:tcW w:type="dxa" w:w="0"/>
+            <w:tcW w:type="dxa" w:w="2680"/>
             <w:tcBorders>
               <w:top w:val="single" w:color="000000" w:sz="6"/>
               <w:left w:val="single" w:color="000000" w:sz="6"/>
@@ -1831,7 +1831,7 @@
         </w:trPr>
         <w:tc>
           <w:tcPr>
-            <w:tcW w:type="dxa" w:w="0"/>
+            <w:tcW w:type="dxa" w:w="4200"/>
             <w:tcBorders>
               <w:top w:val="single" w:color="000000" w:sz="6"/>
               <w:left w:val="single" w:color="000000" w:sz="6"/>
@@ -1865,7 +1865,7 @@
         </w:tc>
         <w:tc>
           <w:tcPr>
-            <w:tcW w:type="dxa" w:w="0"/>
+            <w:tcW w:type="dxa" w:w="2500"/>
             <w:tcBorders>
               <w:top w:val="single" w:color="000000" w:sz="6"/>
               <w:left w:val="single" w:color="000000" w:sz="6"/>
@@ -1899,7 +1899,7 @@
         </w:tc>
         <w:tc>
           <w:tcPr>
-            <w:tcW w:type="dxa" w:w="0"/>
+            <w:tcW w:type="dxa" w:w="2500"/>
             <w:tcBorders>
               <w:top w:val="single" w:color="000000" w:sz="6"/>
               <w:left w:val="single" w:color="000000" w:sz="6"/>
@@ -1933,7 +1933,7 @@
         </w:tc>
         <w:tc>
           <w:tcPr>
-            <w:tcW w:type="dxa" w:w="0"/>
+            <w:tcW w:type="dxa" w:w="2680"/>
             <w:tcBorders>
               <w:top w:val="single" w:color="000000" w:sz="6"/>
               <w:left w:val="single" w:color="000000" w:sz="6"/>
@@ -1972,7 +1972,7 @@
         </w:trPr>
         <w:tc>
           <w:tcPr>
-            <w:tcW w:type="dxa" w:w="0"/>
+            <w:tcW w:type="dxa" w:w="4200"/>
             <w:tcBorders>
               <w:top w:val="single" w:color="000000" w:sz="6"/>
               <w:left w:val="single" w:color="000000" w:sz="6"/>
@@ -2006,7 +2006,7 @@
         </w:tc>
         <w:tc>
           <w:tcPr>
-            <w:tcW w:type="dxa" w:w="0"/>
+            <w:tcW w:type="dxa" w:w="2500"/>
             <w:tcBorders>
               <w:top w:val="single" w:color="000000" w:sz="6"/>
               <w:left w:val="single" w:color="000000" w:sz="6"/>
@@ -2040,7 +2040,7 @@
         </w:tc>
         <w:tc>
           <w:tcPr>
-            <w:tcW w:type="dxa" w:w="0"/>
+            <w:tcW w:type="dxa" w:w="2500"/>
             <w:tcBorders>
               <w:top w:val="single" w:color="000000" w:sz="6"/>
               <w:left w:val="single" w:color="000000" w:sz="6"/>
@@ -2074,7 +2074,7 @@
         </w:tc>
         <w:tc>
           <w:tcPr>
-            <w:tcW w:type="dxa" w:w="0"/>
+            <w:tcW w:type="dxa" w:w="2680"/>
             <w:tcBorders>
               <w:top w:val="single" w:color="000000" w:sz="6"/>
               <w:left w:val="single" w:color="000000" w:sz="6"/>
@@ -2541,11 +2541,11 @@
         <w:tblLayout w:type="fixed"/>
       </w:tblPr>
       <w:tblGrid>
-        <w:gridCol w:w="100"/>
-        <w:gridCol w:w="100"/>
-        <w:gridCol w:w="100"/>
-        <w:gridCol w:w="100"/>
-        <w:gridCol w:w="100"/>
+        <w:gridCol w:w="4000"/>
+        <w:gridCol w:w="1400"/>
+        <w:gridCol w:w="1200"/>
+        <w:gridCol w:w="1800"/>
+        <w:gridCol w:w="3480"/>
       </w:tblGrid>
       <w:tr>
         <w:trPr>
@@ -2553,7 +2553,7 @@
         </w:trPr>
         <w:tc>
           <w:tcPr>
-            <w:tcW w:type="dxa" w:w="0"/>
+            <w:tcW w:type="dxa" w:w="4000"/>
             <w:tcBorders>
               <w:top w:val="single" w:color="000000" w:sz="6"/>
               <w:left w:val="single" w:color="000000" w:sz="6"/>
@@ -2587,7 +2587,7 @@
         </w:tc>
         <w:tc>
           <w:tcPr>
-            <w:tcW w:type="dxa" w:w="0"/>
+            <w:tcW w:type="dxa" w:w="1400"/>
             <w:tcBorders>
               <w:top w:val="single" w:color="000000" w:sz="6"/>
               <w:left w:val="single" w:color="000000" w:sz="6"/>
@@ -2621,7 +2621,7 @@
         </w:tc>
         <w:tc>
           <w:tcPr>
-            <w:tcW w:type="dxa" w:w="0"/>
+            <w:tcW w:type="dxa" w:w="1200"/>
             <w:tcBorders>
               <w:top w:val="single" w:color="000000" w:sz="6"/>
               <w:left w:val="single" w:color="000000" w:sz="6"/>
@@ -2655,7 +2655,7 @@
         </w:tc>
         <w:tc>
           <w:tcPr>
-            <w:tcW w:type="dxa" w:w="0"/>
+            <w:tcW w:type="dxa" w:w="1800"/>
             <w:tcBorders>
               <w:top w:val="single" w:color="000000" w:sz="6"/>
               <w:left w:val="single" w:color="000000" w:sz="6"/>
@@ -2689,7 +2689,7 @@
         </w:tc>
         <w:tc>
           <w:tcPr>
-            <w:tcW w:type="dxa" w:w="0"/>
+            <w:tcW w:type="dxa" w:w="3480"/>
             <w:tcBorders>
               <w:top w:val="single" w:color="000000" w:sz="6"/>
               <w:left w:val="single" w:color="000000" w:sz="6"/>
@@ -2728,7 +2728,7 @@
         </w:trPr>
         <w:tc>
           <w:tcPr>
-            <w:tcW w:type="dxa" w:w="0"/>
+            <w:tcW w:type="dxa" w:w="4000"/>
             <w:tcBorders>
               <w:top w:val="single" w:color="000000" w:sz="6"/>
               <w:left w:val="single" w:color="000000" w:sz="6"/>
@@ -2762,7 +2762,7 @@
         </w:tc>
         <w:tc>
           <w:tcPr>
-            <w:tcW w:type="dxa" w:w="0"/>
+            <w:tcW w:type="dxa" w:w="1400"/>
             <w:tcBorders>
               <w:top w:val="single" w:color="000000" w:sz="6"/>
               <w:left w:val="single" w:color="000000" w:sz="6"/>
@@ -2796,7 +2796,7 @@
         </w:tc>
         <w:tc>
           <w:tcPr>
-            <w:tcW w:type="dxa" w:w="0"/>
+            <w:tcW w:type="dxa" w:w="1200"/>
             <w:tcBorders>
               <w:top w:val="single" w:color="000000" w:sz="6"/>
               <w:left w:val="single" w:color="000000" w:sz="6"/>
@@ -2830,7 +2830,7 @@
         </w:tc>
         <w:tc>
           <w:tcPr>
-            <w:tcW w:type="dxa" w:w="0"/>
+            <w:tcW w:type="dxa" w:w="1800"/>
             <w:tcBorders>
               <w:top w:val="single" w:color="000000" w:sz="6"/>
               <w:left w:val="single" w:color="000000" w:sz="6"/>
@@ -2864,7 +2864,7 @@
         </w:tc>
         <w:tc>
           <w:tcPr>
-            <w:tcW w:type="dxa" w:w="0"/>
+            <w:tcW w:type="dxa" w:w="3480"/>
             <w:tcBorders>
               <w:top w:val="single" w:color="000000" w:sz="6"/>
               <w:left w:val="single" w:color="000000" w:sz="6"/>
@@ -2903,7 +2903,7 @@
         </w:trPr>
         <w:tc>
           <w:tcPr>
-            <w:tcW w:type="dxa" w:w="0"/>
+            <w:tcW w:type="dxa" w:w="4000"/>
             <w:tcBorders>
               <w:top w:val="single" w:color="000000" w:sz="6"/>
               <w:left w:val="single" w:color="000000" w:sz="6"/>
@@ -2937,7 +2937,7 @@
         </w:tc>
         <w:tc>
           <w:tcPr>
-            <w:tcW w:type="dxa" w:w="0"/>
+            <w:tcW w:type="dxa" w:w="1400"/>
             <w:tcBorders>
               <w:top w:val="single" w:color="000000" w:sz="6"/>
               <w:left w:val="single" w:color="000000" w:sz="6"/>
@@ -2971,7 +2971,7 @@
         </w:tc>
         <w:tc>
           <w:tcPr>
-            <w:tcW w:type="dxa" w:w="0"/>
+            <w:tcW w:type="dxa" w:w="1200"/>
             <w:tcBorders>
               <w:top w:val="single" w:color="000000" w:sz="6"/>
               <w:left w:val="single" w:color="000000" w:sz="6"/>
@@ -3005,7 +3005,7 @@
         </w:tc>
         <w:tc>
           <w:tcPr>
-            <w:tcW w:type="dxa" w:w="0"/>
+            <w:tcW w:type="dxa" w:w="1800"/>
             <w:tcBorders>
               <w:top w:val="single" w:color="000000" w:sz="6"/>
               <w:left w:val="single" w:color="000000" w:sz="6"/>
@@ -3039,7 +3039,7 @@
         </w:tc>
         <w:tc>
           <w:tcPr>
-            <w:tcW w:type="dxa" w:w="0"/>
+            <w:tcW w:type="dxa" w:w="3480"/>
             <w:tcBorders>
               <w:top w:val="single" w:color="000000" w:sz="6"/>
               <w:left w:val="single" w:color="000000" w:sz="6"/>
@@ -3078,7 +3078,7 @@
         </w:trPr>
         <w:tc>
           <w:tcPr>
-            <w:tcW w:type="dxa" w:w="0"/>
+            <w:tcW w:type="dxa" w:w="4000"/>
             <w:tcBorders>
               <w:top w:val="single" w:color="000000" w:sz="6"/>
               <w:left w:val="single" w:color="000000" w:sz="6"/>
@@ -3112,7 +3112,7 @@
         </w:tc>
         <w:tc>
           <w:tcPr>
-            <w:tcW w:type="dxa" w:w="0"/>
+            <w:tcW w:type="dxa" w:w="1400"/>
             <w:tcBorders>
               <w:top w:val="single" w:color="000000" w:sz="6"/>
               <w:left w:val="single" w:color="000000" w:sz="6"/>
@@ -3146,7 +3146,7 @@
         </w:tc>
         <w:tc>
           <w:tcPr>
-            <w:tcW w:type="dxa" w:w="0"/>
+            <w:tcW w:type="dxa" w:w="1200"/>
             <w:tcBorders>
               <w:top w:val="single" w:color="000000" w:sz="6"/>
               <w:left w:val="single" w:color="000000" w:sz="6"/>
@@ -3180,7 +3180,7 @@
         </w:tc>
         <w:tc>
           <w:tcPr>
-            <w:tcW w:type="dxa" w:w="0"/>
+            <w:tcW w:type="dxa" w:w="1800"/>
             <w:tcBorders>
               <w:top w:val="single" w:color="000000" w:sz="6"/>
               <w:left w:val="single" w:color="000000" w:sz="6"/>
@@ -3214,7 +3214,7 @@
         </w:tc>
         <w:tc>
           <w:tcPr>
-            <w:tcW w:type="dxa" w:w="0"/>
+            <w:tcW w:type="dxa" w:w="3480"/>
             <w:tcBorders>
               <w:top w:val="single" w:color="000000" w:sz="6"/>
               <w:left w:val="single" w:color="000000" w:sz="6"/>
@@ -3253,7 +3253,7 @@
         </w:trPr>
         <w:tc>
           <w:tcPr>
-            <w:tcW w:type="dxa" w:w="0"/>
+            <w:tcW w:type="dxa" w:w="4000"/>
             <w:tcBorders>
               <w:top w:val="single" w:color="000000" w:sz="6"/>
               <w:left w:val="single" w:color="000000" w:sz="6"/>
@@ -3287,7 +3287,7 @@
         </w:tc>
         <w:tc>
           <w:tcPr>
-            <w:tcW w:type="dxa" w:w="0"/>
+            <w:tcW w:type="dxa" w:w="1400"/>
             <w:tcBorders>
               <w:top w:val="single" w:color="000000" w:sz="6"/>
               <w:left w:val="single" w:color="000000" w:sz="6"/>
@@ -3321,7 +3321,7 @@
         </w:tc>
         <w:tc>
           <w:tcPr>
-            <w:tcW w:type="dxa" w:w="0"/>
+            <w:tcW w:type="dxa" w:w="1200"/>
             <w:tcBorders>
               <w:top w:val="single" w:color="000000" w:sz="6"/>
               <w:left w:val="single" w:color="000000" w:sz="6"/>
@@ -3355,7 +3355,7 @@
         </w:tc>
         <w:tc>
           <w:tcPr>
-            <w:tcW w:type="dxa" w:w="0"/>
+            <w:tcW w:type="dxa" w:w="1800"/>
             <w:tcBorders>
               <w:top w:val="single" w:color="000000" w:sz="6"/>
               <w:left w:val="single" w:color="000000" w:sz="6"/>
@@ -3389,7 +3389,7 @@
         </w:tc>
         <w:tc>
           <w:tcPr>
-            <w:tcW w:type="dxa" w:w="0"/>
+            <w:tcW w:type="dxa" w:w="3480"/>
             <w:tcBorders>
               <w:top w:val="single" w:color="000000" w:sz="6"/>
               <w:left w:val="single" w:color="000000" w:sz="6"/>
@@ -3498,10 +3498,10 @@
         <w:tblLayout w:type="fixed"/>
       </w:tblPr>
       <w:tblGrid>
-        <w:gridCol w:w="100"/>
-        <w:gridCol w:w="100"/>
-        <w:gridCol w:w="100"/>
-        <w:gridCol w:w="100"/>
+        <w:gridCol w:w="4600"/>
+        <w:gridCol w:w="2200"/>
+        <w:gridCol w:w="2400"/>
+        <w:gridCol w:w="2680"/>
       </w:tblGrid>
       <w:tr>
         <w:trPr>
@@ -3509,7 +3509,7 @@
         </w:trPr>
         <w:tc>
           <w:tcPr>
-            <w:tcW w:type="dxa" w:w="0"/>
+            <w:tcW w:type="dxa" w:w="4600"/>
             <w:tcBorders>
               <w:top w:val="single" w:color="000000" w:sz="6"/>
               <w:left w:val="single" w:color="000000" w:sz="6"/>
@@ -3543,7 +3543,7 @@
         </w:tc>
         <w:tc>
           <w:tcPr>
-            <w:tcW w:type="dxa" w:w="0"/>
+            <w:tcW w:type="dxa" w:w="2200"/>
             <w:tcBorders>
               <w:top w:val="single" w:color="000000" w:sz="6"/>
               <w:left w:val="single" w:color="000000" w:sz="6"/>
@@ -3577,7 +3577,7 @@
         </w:tc>
         <w:tc>
           <w:tcPr>
-            <w:tcW w:type="dxa" w:w="0"/>
+            <w:tcW w:type="dxa" w:w="2400"/>
             <w:tcBorders>
               <w:top w:val="single" w:color="000000" w:sz="6"/>
               <w:left w:val="single" w:color="000000" w:sz="6"/>
@@ -3611,7 +3611,7 @@
         </w:tc>
         <w:tc>
           <w:tcPr>
-            <w:tcW w:type="dxa" w:w="0"/>
+            <w:tcW w:type="dxa" w:w="2680"/>
             <w:tcBorders>
               <w:top w:val="single" w:color="000000" w:sz="6"/>
               <w:left w:val="single" w:color="000000" w:sz="6"/>
@@ -3650,7 +3650,7 @@
         </w:trPr>
         <w:tc>
           <w:tcPr>
-            <w:tcW w:type="dxa" w:w="0"/>
+            <w:tcW w:type="dxa" w:w="4600"/>
             <w:tcBorders>
               <w:top w:val="single" w:color="000000" w:sz="6"/>
               <w:left w:val="single" w:color="000000" w:sz="6"/>
@@ -3684,7 +3684,7 @@
         </w:tc>
         <w:tc>
           <w:tcPr>
-            <w:tcW w:type="dxa" w:w="0"/>
+            <w:tcW w:type="dxa" w:w="2200"/>
             <w:tcBorders>
               <w:top w:val="single" w:color="000000" w:sz="6"/>
               <w:left w:val="single" w:color="000000" w:sz="6"/>
@@ -3718,7 +3718,7 @@
         </w:tc>
         <w:tc>
           <w:tcPr>
-            <w:tcW w:type="dxa" w:w="0"/>
+            <w:tcW w:type="dxa" w:w="2400"/>
             <w:tcBorders>
               <w:top w:val="single" w:color="000000" w:sz="6"/>
               <w:left w:val="single" w:color="000000" w:sz="6"/>
@@ -3752,7 +3752,7 @@
         </w:tc>
         <w:tc>
           <w:tcPr>
-            <w:tcW w:type="dxa" w:w="0"/>
+            <w:tcW w:type="dxa" w:w="2680"/>
             <w:tcBorders>
               <w:top w:val="single" w:color="000000" w:sz="6"/>
               <w:left w:val="single" w:color="000000" w:sz="6"/>
@@ -3791,7 +3791,7 @@
         </w:trPr>
         <w:tc>
           <w:tcPr>
-            <w:tcW w:type="dxa" w:w="0"/>
+            <w:tcW w:type="dxa" w:w="4600"/>
             <w:tcBorders>
               <w:top w:val="single" w:color="000000" w:sz="6"/>
               <w:left w:val="single" w:color="000000" w:sz="6"/>
@@ -3825,7 +3825,7 @@
         </w:tc>
         <w:tc>
           <w:tcPr>
-            <w:tcW w:type="dxa" w:w="0"/>
+            <w:tcW w:type="dxa" w:w="2200"/>
             <w:tcBorders>
               <w:top w:val="single" w:color="000000" w:sz="6"/>
               <w:left w:val="single" w:color="000000" w:sz="6"/>
@@ -3859,7 +3859,7 @@
         </w:tc>
         <w:tc>
           <w:tcPr>
-            <w:tcW w:type="dxa" w:w="0"/>
+            <w:tcW w:type="dxa" w:w="2400"/>
             <w:tcBorders>
               <w:top w:val="single" w:color="000000" w:sz="6"/>
               <w:left w:val="single" w:color="000000" w:sz="6"/>
@@ -3893,7 +3893,7 @@
         </w:tc>
         <w:tc>
           <w:tcPr>
-            <w:tcW w:type="dxa" w:w="0"/>
+            <w:tcW w:type="dxa" w:w="2680"/>
             <w:tcBorders>
               <w:top w:val="single" w:color="000000" w:sz="6"/>
               <w:left w:val="single" w:color="000000" w:sz="6"/>
@@ -3932,7 +3932,7 @@
         </w:trPr>
         <w:tc>
           <w:tcPr>
-            <w:tcW w:type="dxa" w:w="0"/>
+            <w:tcW w:type="dxa" w:w="4600"/>
             <w:tcBorders>
               <w:top w:val="single" w:color="000000" w:sz="6"/>
               <w:left w:val="single" w:color="000000" w:sz="6"/>
@@ -3966,7 +3966,7 @@
         </w:tc>
         <w:tc>
           <w:tcPr>
-            <w:tcW w:type="dxa" w:w="0"/>
+            <w:tcW w:type="dxa" w:w="2200"/>
             <w:tcBorders>
               <w:top w:val="single" w:color="000000" w:sz="6"/>
               <w:left w:val="single" w:color="000000" w:sz="6"/>
@@ -4000,7 +4000,7 @@
         </w:tc>
         <w:tc>
           <w:tcPr>
-            <w:tcW w:type="dxa" w:w="0"/>
+            <w:tcW w:type="dxa" w:w="2400"/>
             <w:tcBorders>
               <w:top w:val="single" w:color="000000" w:sz="6"/>
               <w:left w:val="single" w:color="000000" w:sz="6"/>
@@ -4034,7 +4034,7 @@
         </w:tc>
         <w:tc>
           <w:tcPr>
-            <w:tcW w:type="dxa" w:w="0"/>
+            <w:tcW w:type="dxa" w:w="2680"/>
             <w:tcBorders>
               <w:top w:val="single" w:color="000000" w:sz="6"/>
               <w:left w:val="single" w:color="000000" w:sz="6"/>
@@ -4073,7 +4073,7 @@
         </w:trPr>
         <w:tc>
           <w:tcPr>
-            <w:tcW w:type="dxa" w:w="0"/>
+            <w:tcW w:type="dxa" w:w="4600"/>
             <w:tcBorders>
               <w:top w:val="single" w:color="000000" w:sz="6"/>
               <w:left w:val="single" w:color="000000" w:sz="6"/>
@@ -4107,7 +4107,7 @@
         </w:tc>
         <w:tc>
           <w:tcPr>
-            <w:tcW w:type="dxa" w:w="0"/>
+            <w:tcW w:type="dxa" w:w="2200"/>
             <w:tcBorders>
               <w:top w:val="single" w:color="000000" w:sz="6"/>
               <w:left w:val="single" w:color="000000" w:sz="6"/>
@@ -4141,7 +4141,7 @@
         </w:tc>
         <w:tc>
           <w:tcPr>
-            <w:tcW w:type="dxa" w:w="0"/>
+            <w:tcW w:type="dxa" w:w="2400"/>
             <w:tcBorders>
               <w:top w:val="single" w:color="000000" w:sz="6"/>
               <w:left w:val="single" w:color="000000" w:sz="6"/>
@@ -4175,7 +4175,7 @@
         </w:tc>
         <w:tc>
           <w:tcPr>
-            <w:tcW w:type="dxa" w:w="0"/>
+            <w:tcW w:type="dxa" w:w="2680"/>
             <w:tcBorders>
               <w:top w:val="single" w:color="000000" w:sz="6"/>
               <w:left w:val="single" w:color="000000" w:sz="6"/>
@@ -4214,7 +4214,7 @@
         </w:trPr>
         <w:tc>
           <w:tcPr>
-            <w:tcW w:type="dxa" w:w="0"/>
+            <w:tcW w:type="dxa" w:w="4600"/>
             <w:tcBorders>
               <w:top w:val="single" w:color="000000" w:sz="6"/>
               <w:left w:val="single" w:color="000000" w:sz="6"/>
@@ -4248,7 +4248,7 @@
         </w:tc>
         <w:tc>
           <w:tcPr>
-            <w:tcW w:type="dxa" w:w="0"/>
+            <w:tcW w:type="dxa" w:w="2200"/>
             <w:tcBorders>
               <w:top w:val="single" w:color="000000" w:sz="6"/>
               <w:left w:val="single" w:color="000000" w:sz="6"/>
@@ -4282,7 +4282,7 @@
         </w:tc>
         <w:tc>
           <w:tcPr>
-            <w:tcW w:type="dxa" w:w="0"/>
+            <w:tcW w:type="dxa" w:w="2400"/>
             <w:tcBorders>
               <w:top w:val="single" w:color="000000" w:sz="6"/>
               <w:left w:val="single" w:color="000000" w:sz="6"/>
@@ -4316,7 +4316,7 @@
         </w:tc>
         <w:tc>
           <w:tcPr>
-            <w:tcW w:type="dxa" w:w="0"/>
+            <w:tcW w:type="dxa" w:w="2680"/>
             <w:tcBorders>
               <w:top w:val="single" w:color="000000" w:sz="6"/>
               <w:left w:val="single" w:color="000000" w:sz="6"/>
@@ -4355,7 +4355,7 @@
         </w:trPr>
         <w:tc>
           <w:tcPr>
-            <w:tcW w:type="dxa" w:w="0"/>
+            <w:tcW w:type="dxa" w:w="4600"/>
             <w:tcBorders>
               <w:top w:val="single" w:color="000000" w:sz="6"/>
               <w:left w:val="single" w:color="000000" w:sz="6"/>
@@ -4389,7 +4389,7 @@
         </w:tc>
         <w:tc>
           <w:tcPr>
-            <w:tcW w:type="dxa" w:w="0"/>
+            <w:tcW w:type="dxa" w:w="2200"/>
             <w:tcBorders>
               <w:top w:val="single" w:color="000000" w:sz="6"/>
               <w:left w:val="single" w:color="000000" w:sz="6"/>
@@ -4423,7 +4423,7 @@
         </w:tc>
         <w:tc>
           <w:tcPr>
-            <w:tcW w:type="dxa" w:w="0"/>
+            <w:tcW w:type="dxa" w:w="2400"/>
             <w:tcBorders>
               <w:top w:val="single" w:color="000000" w:sz="6"/>
               <w:left w:val="single" w:color="000000" w:sz="6"/>
@@ -4457,7 +4457,7 @@
         </w:tc>
         <w:tc>
           <w:tcPr>
-            <w:tcW w:type="dxa" w:w="0"/>
+            <w:tcW w:type="dxa" w:w="2680"/>
             <w:tcBorders>
               <w:top w:val="single" w:color="000000" w:sz="6"/>
               <w:left w:val="single" w:color="000000" w:sz="6"/>
@@ -4552,9 +4552,9 @@
         <w:tblLayout w:type="fixed"/>
       </w:tblPr>
       <w:tblGrid>
-        <w:gridCol w:w="100"/>
-        <w:gridCol w:w="100"/>
-        <w:gridCol w:w="100"/>
+        <w:gridCol w:w="4600"/>
+        <w:gridCol w:w="3600"/>
+        <w:gridCol w:w="3680"/>
       </w:tblGrid>
       <w:tr>
         <w:trPr>
@@ -4562,7 +4562,7 @@
         </w:trPr>
         <w:tc>
           <w:tcPr>
-            <w:tcW w:type="dxa" w:w="0"/>
+            <w:tcW w:type="dxa" w:w="4600"/>
             <w:tcBorders>
               <w:top w:val="single" w:color="000000" w:sz="6"/>
               <w:left w:val="single" w:color="000000" w:sz="6"/>
@@ -4596,7 +4596,7 @@
         </w:tc>
         <w:tc>
           <w:tcPr>
-            <w:tcW w:type="dxa" w:w="0"/>
+            <w:tcW w:type="dxa" w:w="3600"/>
             <w:tcBorders>
               <w:top w:val="single" w:color="000000" w:sz="6"/>
               <w:left w:val="single" w:color="000000" w:sz="6"/>
@@ -4630,7 +4630,7 @@
         </w:tc>
         <w:tc>
           <w:tcPr>
-            <w:tcW w:type="dxa" w:w="0"/>
+            <w:tcW w:type="dxa" w:w="3680"/>
             <w:tcBorders>
               <w:top w:val="single" w:color="000000" w:sz="6"/>
               <w:left w:val="single" w:color="000000" w:sz="6"/>
@@ -4669,7 +4669,7 @@
         </w:trPr>
         <w:tc>
           <w:tcPr>
-            <w:tcW w:type="dxa" w:w="0"/>
+            <w:tcW w:type="dxa" w:w="4600"/>
             <w:tcBorders>
               <w:top w:val="single" w:color="000000" w:sz="6"/>
               <w:left w:val="single" w:color="000000" w:sz="6"/>
@@ -4703,7 +4703,7 @@
         </w:tc>
         <w:tc>
           <w:tcPr>
-            <w:tcW w:type="dxa" w:w="0"/>
+            <w:tcW w:type="dxa" w:w="3600"/>
             <w:tcBorders>
               <w:top w:val="single" w:color="000000" w:sz="6"/>
               <w:left w:val="single" w:color="000000" w:sz="6"/>
@@ -4737,7 +4737,7 @@
         </w:tc>
         <w:tc>
           <w:tcPr>
-            <w:tcW w:type="dxa" w:w="0"/>
+            <w:tcW w:type="dxa" w:w="3680"/>
             <w:tcBorders>
               <w:top w:val="single" w:color="000000" w:sz="6"/>
               <w:left w:val="single" w:color="000000" w:sz="6"/>
@@ -4776,7 +4776,7 @@
         </w:trPr>
         <w:tc>
           <w:tcPr>
-            <w:tcW w:type="dxa" w:w="0"/>
+            <w:tcW w:type="dxa" w:w="4600"/>
             <w:tcBorders>
               <w:top w:val="single" w:color="000000" w:sz="6"/>
               <w:left w:val="single" w:color="000000" w:sz="6"/>
@@ -4810,7 +4810,7 @@
         </w:tc>
         <w:tc>
           <w:tcPr>
-            <w:tcW w:type="dxa" w:w="0"/>
+            <w:tcW w:type="dxa" w:w="3600"/>
             <w:tcBorders>
               <w:top w:val="single" w:color="000000" w:sz="6"/>
               <w:left w:val="single" w:color="000000" w:sz="6"/>
@@ -4844,7 +4844,7 @@
         </w:tc>
         <w:tc>
           <w:tcPr>
-            <w:tcW w:type="dxa" w:w="0"/>
+            <w:tcW w:type="dxa" w:w="3680"/>
             <w:tcBorders>
               <w:top w:val="single" w:color="000000" w:sz="6"/>
               <w:left w:val="single" w:color="000000" w:sz="6"/>
@@ -4883,7 +4883,7 @@
         </w:trPr>
         <w:tc>
           <w:tcPr>
-            <w:tcW w:type="dxa" w:w="0"/>
+            <w:tcW w:type="dxa" w:w="4600"/>
             <w:tcBorders>
               <w:top w:val="single" w:color="000000" w:sz="6"/>
               <w:left w:val="single" w:color="000000" w:sz="6"/>
@@ -4917,7 +4917,7 @@
         </w:tc>
         <w:tc>
           <w:tcPr>
-            <w:tcW w:type="dxa" w:w="0"/>
+            <w:tcW w:type="dxa" w:w="3600"/>
             <w:tcBorders>
               <w:top w:val="single" w:color="000000" w:sz="6"/>
               <w:left w:val="single" w:color="000000" w:sz="6"/>
@@ -4951,7 +4951,7 @@
         </w:tc>
         <w:tc>
           <w:tcPr>
-            <w:tcW w:type="dxa" w:w="0"/>
+            <w:tcW w:type="dxa" w:w="3680"/>
             <w:tcBorders>
               <w:top w:val="single" w:color="000000" w:sz="6"/>
               <w:left w:val="single" w:color="000000" w:sz="6"/>
@@ -4990,7 +4990,7 @@
         </w:trPr>
         <w:tc>
           <w:tcPr>
-            <w:tcW w:type="dxa" w:w="0"/>
+            <w:tcW w:type="dxa" w:w="4600"/>
             <w:tcBorders>
               <w:top w:val="single" w:color="000000" w:sz="6"/>
               <w:left w:val="single" w:color="000000" w:sz="6"/>
@@ -5024,7 +5024,7 @@
         </w:tc>
         <w:tc>
           <w:tcPr>
-            <w:tcW w:type="dxa" w:w="0"/>
+            <w:tcW w:type="dxa" w:w="3600"/>
             <w:tcBorders>
               <w:top w:val="single" w:color="000000" w:sz="6"/>
               <w:left w:val="single" w:color="000000" w:sz="6"/>
@@ -5058,7 +5058,7 @@
         </w:tc>
         <w:tc>
           <w:tcPr>
-            <w:tcW w:type="dxa" w:w="0"/>
+            <w:tcW w:type="dxa" w:w="3680"/>
             <w:tcBorders>
               <w:top w:val="single" w:color="000000" w:sz="6"/>
               <w:left w:val="single" w:color="000000" w:sz="6"/>
@@ -5097,7 +5097,7 @@
         </w:trPr>
         <w:tc>
           <w:tcPr>
-            <w:tcW w:type="dxa" w:w="0"/>
+            <w:tcW w:type="dxa" w:w="4600"/>
             <w:tcBorders>
               <w:top w:val="single" w:color="000000" w:sz="6"/>
               <w:left w:val="single" w:color="000000" w:sz="6"/>
@@ -5131,7 +5131,7 @@
         </w:tc>
         <w:tc>
           <w:tcPr>
-            <w:tcW w:type="dxa" w:w="0"/>
+            <w:tcW w:type="dxa" w:w="3600"/>
             <w:tcBorders>
               <w:top w:val="single" w:color="000000" w:sz="6"/>
               <w:left w:val="single" w:color="000000" w:sz="6"/>
@@ -5165,7 +5165,7 @@
         </w:tc>
         <w:tc>
           <w:tcPr>
-            <w:tcW w:type="dxa" w:w="0"/>
+            <w:tcW w:type="dxa" w:w="3680"/>
             <w:tcBorders>
               <w:top w:val="single" w:color="000000" w:sz="6"/>
               <w:left w:val="single" w:color="000000" w:sz="6"/>
@@ -5204,7 +5204,7 @@
         </w:trPr>
         <w:tc>
           <w:tcPr>
-            <w:tcW w:type="dxa" w:w="0"/>
+            <w:tcW w:type="dxa" w:w="4600"/>
             <w:tcBorders>
               <w:top w:val="single" w:color="000000" w:sz="6"/>
               <w:left w:val="single" w:color="000000" w:sz="6"/>
@@ -5238,7 +5238,7 @@
         </w:tc>
         <w:tc>
           <w:tcPr>
-            <w:tcW w:type="dxa" w:w="0"/>
+            <w:tcW w:type="dxa" w:w="3600"/>
             <w:tcBorders>
               <w:top w:val="single" w:color="000000" w:sz="6"/>
               <w:left w:val="single" w:color="000000" w:sz="6"/>
@@ -5272,7 +5272,7 @@
         </w:tc>
         <w:tc>
           <w:tcPr>
-            <w:tcW w:type="dxa" w:w="0"/>
+            <w:tcW w:type="dxa" w:w="3680"/>
             <w:tcBorders>
               <w:top w:val="single" w:color="000000" w:sz="6"/>
               <w:left w:val="single" w:color="000000" w:sz="6"/>

--- a/Пояснительная записка - Молоков А.А..docx
+++ b/Пояснительная записка - Молоков А.А..docx
@@ -793,7 +793,7 @@
           <w:sz w:val="28"/>
           <w:szCs w:val="28"/>
         </w:rPr>
-        <w:t xml:space="preserve">Клиентская часть должна обеспечивать: просмотр каталога с поиском, фильтрацией по категории и цене и сортировкой; детальную страницу товара; управление корзиной с сохранением между сессиями; оформление заказа; регистрацию и авторизацию; личный кабинет с историей заказов; административную панель управления товарами и заказами; страницу 404 для несуществующих адресов.</w:t>
+        <w:t xml:space="preserve">Клиентская часть должна обеспечивать: просмотр каталога с поиском по названию (по активации строки поиска), фильтрацией по категории и цене, сортировкой и ленивой подгрузкой товаров; детальную страницу товара с ценой, скидкой и выбором количества; управление корзиной с сохранением между сессиями; оформление заказа с оплатой картой онлайн, при получении или через СБП; регистрацию и авторизацию по email; личный кабинет с историей заказов и уведомлениями о смене статуса; административную панель с добавлением и удалением товаров и изменением статусов заказов, доступную только администратору; страницу 404 для несуществующих адресов.</w:t>
       </w:r>
     </w:p>
     <w:p>
@@ -2299,7 +2299,7 @@
           <w:sz w:val="28"/>
           <w:szCs w:val="28"/>
         </w:rPr>
-        <w:t xml:space="preserve">В соответствии с макетами реализованы: главная страница с подборкой популярных товаров; каталог с поиском, фильтрами по категории и цене, сортировкой и ленивой подгрузкой при прокрутке; страница товара с галереей, ценой, скидкой и выбором количества; корзина с изменением количества и пересчётом итога; форма оформления заказа с валидацией; регистрация и авторизация с сохранением данных в localStorage; личный кабинет с историей заказов; административная панель управления товарами и заказами.</w:t>
+        <w:t xml:space="preserve">В соответствии с макетами реализованы: главная страница с подборкой популярных товаров; каталог с поиском по названию (результаты выводятся при активации строки поиска), фильтрами по категории и диапазону цены, сортировкой и ленивой подгрузкой товаров при прокрутке; страница товара с изображением, ценой, скидкой (зачёркнутая старая цена) и выбором количества; корзина с изменением количества, пересчётом итога и удалением позиций; оформление заказа с валидацией полей и оплатой картой онлайн (появляются поля карты с проверкой и имитацией оплаты), при получении или через СБП; регистрация и авторизация с сохранением данных в localStorage; личный кабинет с профилем, историей заказов и уведомлениями о смене статуса; административная панель с входом по email админа, добавлением и удалением товаров и изменением статусов заказов с отправкой уведомления клиенту; страница 404.</w:t>
       </w:r>
     </w:p>
     <w:p>
@@ -2384,7 +2384,7 @@
           <w:sz w:val="28"/>
           <w:szCs w:val="28"/>
         </w:rPr>
-        <w:t xml:space="preserve">Вход в систему выполняется через страницу авторизации. Раздел «Админ — товары» позволяет просматривать список товаров, добавлять и редактировать карточку (название, категория, цена, скидка, изображение). Раздел «Админ — заказы» позволяет просматривать заказы с составом и контактными данными клиента.</w:t>
+        <w:t xml:space="preserve">Вход в админ-панель выполняется по email администратора (admin@ya.ru) и паролю; при входе администратор также авторизуется как обычный пользователь. Раздел «Админ — товары» позволяет просматривать список товаров, добавлять новый товар (название, категория, цена, скидка, изображение) и удалять позиции из каталога. Раздел «Админ — заказы» позволяет просматривать заказы с составом и контактными данными клиента и изменять их статус.</w:t>
       </w:r>
     </w:p>
     <w:p>
@@ -2399,7 +2399,7 @@
           <w:sz w:val="28"/>
           <w:szCs w:val="28"/>
         </w:rPr>
-        <w:t xml:space="preserve">Типовые действия оператора: добавление нового товара — заполнить поля карточки и сохранить; обработка заказа — открыть заказ, проверить состав, изменить статус; при ошибке ввода — исправить поля и сохранить повторно.</w:t>
+        <w:t xml:space="preserve">Типовые действия оператора: добавление нового товара — заполнить поля карточки и сохранить; удаление товара — нажать кнопку «Удалить» у позиции; обработка заказа — открыть заказ в разделе «Заказы», выбрать новый статус, при этом клиенту автоматически отправляется уведомление об изменении статуса, которое отображается в его личном кабинете.</w:t>
       </w:r>
     </w:p>
     <w:p>

--- a/Пояснительная записка - Молоков А.А..docx
+++ b/Пояснительная записка - Молоков А.А..docx
@@ -2000,7 +2000,7 @@
                 <w:sz w:val="24"/>
                 <w:szCs w:val="24"/>
               </w:rPr>
-              <w:t xml:space="preserve">Работа через API</w:t>
+              <w:t xml:space="preserve">Данные каталога</w:t>
             </w:r>
           </w:p>
         </w:tc>
@@ -2034,7 +2034,7 @@
                 <w:sz w:val="24"/>
                 <w:szCs w:val="24"/>
               </w:rPr>
-              <w:t xml:space="preserve">есть</w:t>
+              <w:t xml:space="preserve">своя БД</w:t>
             </w:r>
           </w:p>
         </w:tc>
@@ -2068,7 +2068,7 @@
                 <w:sz w:val="24"/>
                 <w:szCs w:val="24"/>
               </w:rPr>
-              <w:t xml:space="preserve">есть</w:t>
+              <w:t xml:space="preserve">внешняя БД</w:t>
             </w:r>
           </w:p>
         </w:tc>
@@ -2102,7 +2102,7 @@
                 <w:sz w:val="24"/>
                 <w:szCs w:val="24"/>
               </w:rPr>
-              <w:t xml:space="preserve">есть (DummyJSON)</w:t>
+              <w:t xml:space="preserve">локальный JSON</w:t>
             </w:r>
           </w:p>
         </w:tc>
@@ -2253,7 +2253,7 @@
           <w:sz w:val="28"/>
           <w:szCs w:val="28"/>
         </w:rPr>
-        <w:t xml:space="preserve">Получение данных о товарах реализовано через открытый API DummyJSON: по адресу https://dummyjson.com/products выполняется запрос fetch, ответ преобразуется в структуру сайта (наименование, категория, цена, скидка, описание, изображение). Учтены состояния загрузки и ошибки сети: при недоступности API данные подставляются из локального резервного каталога.</w:t>
+        <w:t xml:space="preserve">Данные о товарах хранятся в локальном JSON-файле data/products.json и загружаются на страницы из него — внешние API не используются. Файл содержит структурированный каталог товаров (наименование, категория, цена, скидка, описание, изображение). Встроенные данные в js/data.js служат резервом на случай, если загрузка JSON недоступна.</w:t>
       </w:r>
     </w:p>
     <w:p>
@@ -2268,7 +2268,7 @@
           <w:sz w:val="28"/>
           <w:szCs w:val="28"/>
         </w:rPr>
-        <w:t xml:space="preserve">Пример запроса получения товаров: fetch("https://dummyjson.com/products?limit=0").then(r=&gt;r.json()).then(d=&gt;...)</w:t>
+        <w:t xml:space="preserve">Пример получения данных: fetch("data/products.json").then(r=&gt;r.json()).then(d=&gt;...)</w:t>
       </w:r>
     </w:p>
     <w:p>
@@ -5511,7 +5511,7 @@
           <w:sz w:val="28"/>
           <w:szCs w:val="28"/>
         </w:rPr>
-        <w:t xml:space="preserve">6 DummyJSON — Free fake REST API [Электронный ресурс]. — Режим доступа: https://dummyjson.com (дата обращения: 26.10.2026).</w:t>
+        <w:t xml:space="preserve">6 JSON — электронный формат обмена данными [Электронный ресурс]. — Режим доступа: https://www.json.org (дата обращения: 26.10.2026).</w:t>
       </w:r>
     </w:p>
     <w:p>

--- a/Пояснительная записка - Молоков А.А..docx
+++ b/Пояснительная записка - Молоков А.А..docx
@@ -879,7 +879,52 @@
           <w:sz w:val="28"/>
           <w:szCs w:val="28"/>
         </w:rPr>
-        <w:t xml:space="preserve">Потенциальные покупатели интернет-магазина музыкальных товаров делятся на три основных сегмента. Молодые пользователи 16–25 лет приобретают инструменты и аксессуары для самообучения, заходят с смартфона и ориентированы на цену. Работающие музыканты 26–40 лет покупают профессиональное оборудование, ценят удобство заказа и скорость доставки. Родители 30–50 лет выбирают инструменты для детей, предпочитают подробные описания и гарантию. Для каждого сегмента важны адаптивный дизайн, понятные фильтры, подробные карточки товаров и удобное оформление заказа.</w:t>
+        <w:t xml:space="preserve">Шаг 1. Сформулирован портрет потенциальных покупателей интернет-магазина музыкальных товаров.</w:t>
+      </w:r>
+    </w:p>
+    <w:p>
+      <w:pPr>
+        <w:spacing w:after="0" w:before="0" w:line="360" w:lineRule="auto"/>
+        <w:ind w:firstLine="709"/>
+        <w:jc w:val="both"/>
+      </w:pPr>
+      <w:r>
+        <w:rPr>
+          <w:rFonts w:ascii="Times New Roman" w:cs="Times New Roman" w:eastAsia="Times New Roman" w:hAnsi="Times New Roman"/>
+          <w:sz w:val="28"/>
+          <w:szCs w:val="28"/>
+        </w:rPr>
+        <w:t xml:space="preserve">Шаг 2. Аудитория сегментирована: молодые пользователи 16–25 лет (приобретают инструменты для самообучения, заходят со смартфона, ориентированы на цену); работающие музыканты 26–40 лет (покупают профессиональное оборудование, ценят удобство заказа и скорость доставки); родители 30–50 лет (выбирают инструменты детям, нужны подробные описания и гарантия).</w:t>
+      </w:r>
+    </w:p>
+    <w:p>
+      <w:pPr>
+        <w:spacing w:after="0" w:before="0" w:line="360" w:lineRule="auto"/>
+        <w:ind w:firstLine="709"/>
+        <w:jc w:val="both"/>
+      </w:pPr>
+      <w:r>
+        <w:rPr>
+          <w:rFonts w:ascii="Times New Roman" w:cs="Times New Roman" w:eastAsia="Times New Roman" w:hAnsi="Times New Roman"/>
+          <w:sz w:val="28"/>
+          <w:szCs w:val="28"/>
+        </w:rPr>
+        <w:t xml:space="preserve">Шаг 3. Определены мотивы покупки (экономия времени, сравнение цен, удобство доставки) и барьеры (недоверие, сложное оформление заказа).</w:t>
+      </w:r>
+    </w:p>
+    <w:p>
+      <w:pPr>
+        <w:spacing w:after="0" w:before="0" w:line="360" w:lineRule="auto"/>
+        <w:ind w:firstLine="709"/>
+        <w:jc w:val="both"/>
+      </w:pPr>
+      <w:r>
+        <w:rPr>
+          <w:rFonts w:ascii="Times New Roman" w:cs="Times New Roman" w:eastAsia="Times New Roman" w:hAnsi="Times New Roman"/>
+          <w:sz w:val="28"/>
+          <w:szCs w:val="28"/>
+        </w:rPr>
+        <w:t xml:space="preserve">Шаг 4. На основе портрета сформулированы требования к проекту: адаптивный дизайн, быстрая загрузка, удобные фильтры и поиск, подробные карточки, удобное оформление заказа.</w:t>
       </w:r>
     </w:p>
     <w:p>
@@ -910,7 +955,52 @@
           <w:sz w:val="28"/>
           <w:szCs w:val="28"/>
         </w:rPr>
-        <w:t xml:space="preserve">Типовой сценарий покупки включает: поиск товара через каталог, фильтры или строку поиска; просмотр карточки товара с ценой и описанием; добавление в корзину; оформление заказа с указанием контактных данных; получение подтверждения и отслеживание заказа. Отдельно рассматриваются сценарии повторного заказа, покупки со скидкой и оформления через мобильное устройство. Негативные сценарии (товар не найден, ошибка сети) обрабатываются сообщениями и рекомендациями.</w:t>
+        <w:t xml:space="preserve">Шаг 1. Описан типовой путь пользователя: осознание потребности → поиск товара через каталог/фильтры/поиск → просмотр карточки товара → добавление в корзину → оформление заказа → получение заказа и обратная связь.</w:t>
+      </w:r>
+    </w:p>
+    <w:p>
+      <w:pPr>
+        <w:spacing w:after="0" w:before="0" w:line="360" w:lineRule="auto"/>
+        <w:ind w:firstLine="709"/>
+        <w:jc w:val="both"/>
+      </w:pPr>
+      <w:r>
+        <w:rPr>
+          <w:rFonts w:ascii="Times New Roman" w:cs="Times New Roman" w:eastAsia="Times New Roman" w:hAnsi="Times New Roman"/>
+          <w:sz w:val="28"/>
+          <w:szCs w:val="28"/>
+        </w:rPr>
+        <w:t xml:space="preserve">Шаг 2. Выделены типовые сценарии: покупка конкретного товара, выбор из категории, покупка со скидкой, повторный заказ, оформление через мобильное устройство.</w:t>
+      </w:r>
+    </w:p>
+    <w:p>
+      <w:pPr>
+        <w:spacing w:after="0" w:before="0" w:line="360" w:lineRule="auto"/>
+        <w:ind w:firstLine="709"/>
+        <w:jc w:val="both"/>
+      </w:pPr>
+      <w:r>
+        <w:rPr>
+          <w:rFonts w:ascii="Times New Roman" w:cs="Times New Roman" w:eastAsia="Times New Roman" w:hAnsi="Times New Roman"/>
+          <w:sz w:val="28"/>
+          <w:szCs w:val="28"/>
+        </w:rPr>
+        <w:t xml:space="preserve">Шаг 3. Проработаны негативные сценарии: товар не найден, ошибка загрузки — предусмотрены сообщения и рекомендации.</w:t>
+      </w:r>
+    </w:p>
+    <w:p>
+      <w:pPr>
+        <w:spacing w:after="0" w:before="0" w:line="360" w:lineRule="auto"/>
+        <w:ind w:firstLine="709"/>
+        <w:jc w:val="both"/>
+      </w:pPr>
+      <w:r>
+        <w:rPr>
+          <w:rFonts w:ascii="Times New Roman" w:cs="Times New Roman" w:eastAsia="Times New Roman" w:hAnsi="Times New Roman"/>
+          <w:sz w:val="28"/>
+          <w:szCs w:val="28"/>
+        </w:rPr>
+        <w:t xml:space="preserve">Шаг 4. По сценариям определены требования: понятная навигация, поиск, фильтры, сохранение корзины, личный кабинет, адаптивность.</w:t>
       </w:r>
     </w:p>
     <w:p>
@@ -941,7 +1031,52 @@
           <w:sz w:val="28"/>
           <w:szCs w:val="28"/>
         </w:rPr>
-        <w:t xml:space="preserve">Для анализа выбраны три интернет-магазина музыкальных инструментов и электроники. Оценка проводилась по критериям: структура каталога и навигация, поиск и фильтры, карточка товара, корзина и оформление заказа, авторизация и личный кабинет, адаптивность. Результаты сведены в сравнительную таблицу 1.</w:t>
+        <w:t xml:space="preserve">Шаг 1. Выбраны три аналога — интернет-магазины музыкальных инструментов и электроники.</w:t>
+      </w:r>
+    </w:p>
+    <w:p>
+      <w:pPr>
+        <w:spacing w:after="0" w:before="0" w:line="360" w:lineRule="auto"/>
+        <w:ind w:firstLine="709"/>
+        <w:jc w:val="both"/>
+      </w:pPr>
+      <w:r>
+        <w:rPr>
+          <w:rFonts w:ascii="Times New Roman" w:cs="Times New Roman" w:eastAsia="Times New Roman" w:hAnsi="Times New Roman"/>
+          <w:sz w:val="28"/>
+          <w:szCs w:val="28"/>
+        </w:rPr>
+        <w:t xml:space="preserve">Шаг 2. Проведён анализ по критериям: структура каталога и навигация, поиск и фильтры, карточка товара, корзина и оформление заказа, авторизация и личный кабинет, адаптивность.</w:t>
+      </w:r>
+    </w:p>
+    <w:p>
+      <w:pPr>
+        <w:spacing w:after="0" w:before="0" w:line="360" w:lineRule="auto"/>
+        <w:ind w:firstLine="709"/>
+        <w:jc w:val="both"/>
+      </w:pPr>
+      <w:r>
+        <w:rPr>
+          <w:rFonts w:ascii="Times New Roman" w:cs="Times New Roman" w:eastAsia="Times New Roman" w:hAnsi="Times New Roman"/>
+          <w:sz w:val="28"/>
+          <w:szCs w:val="28"/>
+        </w:rPr>
+        <w:t xml:space="preserve">Шаг 3. Результаты сведены в сравнительную таблицу 1 в тексте проекта.</w:t>
+      </w:r>
+    </w:p>
+    <w:p>
+      <w:pPr>
+        <w:spacing w:after="0" w:before="0" w:line="360" w:lineRule="auto"/>
+        <w:ind w:firstLine="709"/>
+        <w:jc w:val="both"/>
+      </w:pPr>
+      <w:r>
+        <w:rPr>
+          <w:rFonts w:ascii="Times New Roman" w:cs="Times New Roman" w:eastAsia="Times New Roman" w:hAnsi="Times New Roman"/>
+          <w:sz w:val="28"/>
+          <w:szCs w:val="28"/>
+        </w:rPr>
+        <w:t xml:space="preserve">Шаг 4. Сформулирован вывод: в основу взяты типовые сильные решения (фильтры, гостевое оформление, адаптивность); недостатки аналогов устранены.</w:t>
       </w:r>
     </w:p>
     <w:p>
@@ -2160,7 +2295,37 @@
           <w:sz w:val="28"/>
           <w:szCs w:val="28"/>
         </w:rPr>
-        <w:t xml:space="preserve">Подготовлены макеты (wireframe) основных страниц: главная страница и каталог, детальная страница товара, управление корзиной, страница корзины, поиск и фильтрация, оформление заказа, авторизация, личный кабинет, админ-панель товаров и заказов. Макеты определяют структуру, навигацию и расположение ключевых элементов и размещены в приложении А в виде скриншотов реализованных страниц.</w:t>
+        <w:t xml:space="preserve">Шаг 1. Составлен перечень страниц интернет-магазина: главная, каталог, карточка товара, корзина, оформление заказа, авторизация, личный кабинет, админ-панель, страница 404.</w:t>
+      </w:r>
+    </w:p>
+    <w:p>
+      <w:pPr>
+        <w:spacing w:after="0" w:before="0" w:line="360" w:lineRule="auto"/>
+        <w:ind w:firstLine="709"/>
+        <w:jc w:val="both"/>
+      </w:pPr>
+      <w:r>
+        <w:rPr>
+          <w:rFonts w:ascii="Times New Roman" w:cs="Times New Roman" w:eastAsia="Times New Roman" w:hAnsi="Times New Roman"/>
+          <w:sz w:val="28"/>
+          <w:szCs w:val="28"/>
+        </w:rPr>
+        <w:t xml:space="preserve">Шаг 2. Подготовлены макеты (wireframe) основных страниц, определяющие структуру, навигацию и расположение ключевых элементов.</w:t>
+      </w:r>
+    </w:p>
+    <w:p>
+      <w:pPr>
+        <w:spacing w:after="0" w:before="0" w:line="360" w:lineRule="auto"/>
+        <w:ind w:firstLine="709"/>
+        <w:jc w:val="both"/>
+      </w:pPr>
+      <w:r>
+        <w:rPr>
+          <w:rFonts w:ascii="Times New Roman" w:cs="Times New Roman" w:eastAsia="Times New Roman" w:hAnsi="Times New Roman"/>
+          <w:sz w:val="28"/>
+          <w:szCs w:val="28"/>
+        </w:rPr>
+        <w:t xml:space="preserve">Шаг 3. Макеты привязаны к реализованным страницам: скриншоты страниц размещены в приложении А с подписями и ссылками из текста.</w:t>
       </w:r>
     </w:p>
     <w:p>
@@ -2191,7 +2356,37 @@
           <w:sz w:val="28"/>
           <w:szCs w:val="28"/>
         </w:rPr>
-        <w:t xml:space="preserve">Проект организован по модульному принципу: каталог файлов состоит из HTML-страниц, общих стилей (css/style.css) и модулей JavaScript (js/data.js, js/api.js, js/main.js). Выделены переиспользуемые компоненты: шапка (Header) с логотипом, меню, поиском и корзиной; подвал (Footer) с контактами и ссылками; карточка товара, панель фильтров, форма корзины. Общая вёрстка и компоненты обеспечивают единообразие интерфейса на всех страницах.</w:t>
+        <w:t xml:space="preserve">Шаг 1. Создана файловая структура проекта: HTML-страницы, каталог стилей css/, модули JavaScript js/, данные data/.</w:t>
+      </w:r>
+    </w:p>
+    <w:p>
+      <w:pPr>
+        <w:spacing w:after="0" w:before="0" w:line="360" w:lineRule="auto"/>
+        <w:ind w:firstLine="709"/>
+        <w:jc w:val="both"/>
+      </w:pPr>
+      <w:r>
+        <w:rPr>
+          <w:rFonts w:ascii="Times New Roman" w:cs="Times New Roman" w:eastAsia="Times New Roman" w:hAnsi="Times New Roman"/>
+          <w:sz w:val="28"/>
+          <w:szCs w:val="28"/>
+        </w:rPr>
+        <w:t xml:space="preserve">Шаг 2. Выделены базовые компоненты: шапка (Header) с логотипом, меню, поиском и корзиной; подвал (Footer) с контактами и ссылками; карточка товара, панель фильтров, формы корзины и авторизации.</w:t>
+      </w:r>
+    </w:p>
+    <w:p>
+      <w:pPr>
+        <w:spacing w:after="0" w:before="0" w:line="360" w:lineRule="auto"/>
+        <w:ind w:firstLine="709"/>
+        <w:jc w:val="both"/>
+      </w:pPr>
+      <w:r>
+        <w:rPr>
+          <w:rFonts w:ascii="Times New Roman" w:cs="Times New Roman" w:eastAsia="Times New Roman" w:hAnsi="Times New Roman"/>
+          <w:sz w:val="28"/>
+          <w:szCs w:val="28"/>
+        </w:rPr>
+        <w:t xml:space="preserve">Шаг 3. Реализовано единое подключение компонентов, обеспечивающее одинаковый интерфейс на всех страницах.</w:t>
       </w:r>
     </w:p>
     <w:p>
@@ -2222,7 +2417,37 @@
           <w:sz w:val="28"/>
           <w:szCs w:val="28"/>
         </w:rPr>
-        <w:t xml:space="preserve">Навигация реализована переходом между HTML-страницами без фреймворка. Основные маршруты: главная, каталог, карточка товара (по идентификатору), корзина, оформление заказа, авторизация, личный кабинет, админ-панель. Для несуществующих адресов предусмотрена страница 404 с возвратом на главную. Выбор статической многостраничной маршрутизации обоснован простотой развёртывания и достаточен для поставленных задач; при необходимости он легко заменяется на React Router.</w:t>
+        <w:t xml:space="preserve">Шаг 1. Организованы переходы между HTML-страницами: главная, каталог, карточка товара (по идентификатору), корзина, оформление заказа, авторизация, личный кабинет, админ-панель.</w:t>
+      </w:r>
+    </w:p>
+    <w:p>
+      <w:pPr>
+        <w:spacing w:after="0" w:before="0" w:line="360" w:lineRule="auto"/>
+        <w:ind w:firstLine="709"/>
+        <w:jc w:val="both"/>
+      </w:pPr>
+      <w:r>
+        <w:rPr>
+          <w:rFonts w:ascii="Times New Roman" w:cs="Times New Roman" w:eastAsia="Times New Roman" w:hAnsi="Times New Roman"/>
+          <w:sz w:val="28"/>
+          <w:szCs w:val="28"/>
+        </w:rPr>
+        <w:t xml:space="preserve">Шаг 2. Для несуществующих адресов предусмотрена страница 404 с возвратом на главную.</w:t>
+      </w:r>
+    </w:p>
+    <w:p>
+      <w:pPr>
+        <w:spacing w:after="0" w:before="0" w:line="360" w:lineRule="auto"/>
+        <w:ind w:firstLine="709"/>
+        <w:jc w:val="both"/>
+      </w:pPr>
+      <w:r>
+        <w:rPr>
+          <w:rFonts w:ascii="Times New Roman" w:cs="Times New Roman" w:eastAsia="Times New Roman" w:hAnsi="Times New Roman"/>
+          <w:sz w:val="28"/>
+          <w:szCs w:val="28"/>
+        </w:rPr>
+        <w:t xml:space="preserve">Шаг 3. Выбор статической многостраничной маршрутизации обоснован в разделе 1.3 (простота развёртывания); при необходимости она заменяется на React Router.</w:t>
       </w:r>
     </w:p>
     <w:p>
@@ -2238,7 +2463,7 @@
           <w:sz w:val="28"/>
           <w:szCs w:val="28"/>
         </w:rPr>
-        <w:t xml:space="preserve">3.4 Организация получения данных (API)</w:t>
+        <w:t xml:space="preserve">3.4 Организация получения данных (JSON)</w:t>
       </w:r>
     </w:p>
     <w:p>
@@ -2253,7 +2478,7 @@
           <w:sz w:val="28"/>
           <w:szCs w:val="28"/>
         </w:rPr>
-        <w:t xml:space="preserve">Данные о товарах хранятся в локальном JSON-файле data/products.json и загружаются на страницы из него — внешние API не используются. Файл содержит структурированный каталог товаров (наименование, категория, цена, скидка, описание, изображение). Встроенные данные в js/data.js служат резервом на случай, если загрузка JSON недоступна.</w:t>
+        <w:t xml:space="preserve">Шаг 1. Сформирован локальный JSON-файл data/products.json с каталогом товаров (название, категория, цена, скидка, описание, изображение).</w:t>
       </w:r>
     </w:p>
     <w:p>
@@ -2268,7 +2493,37 @@
           <w:sz w:val="28"/>
           <w:szCs w:val="28"/>
         </w:rPr>
-        <w:t xml:space="preserve">Пример получения данных: fetch("data/products.json").then(r=&gt;r.json()).then(d=&gt;...)</w:t>
+        <w:t xml:space="preserve">Шаг 2. Написан модуль загрузки, который читает JSON через fetch("data/products.json") и подставляет данные на страницы.</w:t>
+      </w:r>
+    </w:p>
+    <w:p>
+      <w:pPr>
+        <w:spacing w:after="0" w:before="0" w:line="360" w:lineRule="auto"/>
+        <w:ind w:firstLine="709"/>
+        <w:jc w:val="both"/>
+      </w:pPr>
+      <w:r>
+        <w:rPr>
+          <w:rFonts w:ascii="Times New Roman" w:cs="Times New Roman" w:eastAsia="Times New Roman" w:hAnsi="Times New Roman"/>
+          <w:sz w:val="28"/>
+          <w:szCs w:val="28"/>
+        </w:rPr>
+        <w:t xml:space="preserve">Шаг 3. Реализовано резервирование: если загрузка JSON недоступна, используется встроенный каталог в js/data.js.</w:t>
+      </w:r>
+    </w:p>
+    <w:p>
+      <w:pPr>
+        <w:spacing w:after="0" w:before="0" w:line="360" w:lineRule="auto"/>
+        <w:ind w:firstLine="709"/>
+        <w:jc w:val="both"/>
+      </w:pPr>
+      <w:r>
+        <w:rPr>
+          <w:rFonts w:ascii="Times New Roman" w:cs="Times New Roman" w:eastAsia="Times New Roman" w:hAnsi="Times New Roman"/>
+          <w:sz w:val="28"/>
+          <w:szCs w:val="28"/>
+        </w:rPr>
+        <w:t xml:space="preserve">Шаг 4. Предусмотрены локальные изменения каталога: добавление и удаление товаров — хранятся в localStorage и учитываются на всех страницах.</w:t>
       </w:r>
     </w:p>
     <w:p>
@@ -2299,7 +2554,112 @@
           <w:sz w:val="28"/>
           <w:szCs w:val="28"/>
         </w:rPr>
-        <w:t xml:space="preserve">В соответствии с макетами реализованы: главная страница с подборкой популярных товаров; каталог с поиском по названию (результаты выводятся при активации строки поиска), фильтрами по категории и диапазону цены, сортировкой и ленивой подгрузкой товаров при прокрутке; страница товара с изображением, ценой, скидкой (зачёркнутая старая цена) и выбором количества; корзина с изменением количества, пересчётом итога и удалением позиций; оформление заказа с валидацией полей и оплатой картой онлайн (появляются поля карты с проверкой и имитацией оплаты), при получении или через СБП; регистрация и авторизация с сохранением данных в localStorage; личный кабинет с профилем, историей заказов и уведомлениями о смене статуса; административная панель с входом по email админа, добавлением и удалением товаров и изменением статусов заказов с отправкой уведомления клиенту; страница 404.</w:t>
+        <w:t xml:space="preserve">Шаг 1. Главная страница — подборка популярных товаров и банеры преимуществ.</w:t>
+      </w:r>
+    </w:p>
+    <w:p>
+      <w:pPr>
+        <w:spacing w:after="0" w:before="0" w:line="360" w:lineRule="auto"/>
+        <w:ind w:firstLine="709"/>
+        <w:jc w:val="both"/>
+      </w:pPr>
+      <w:r>
+        <w:rPr>
+          <w:rFonts w:ascii="Times New Roman" w:cs="Times New Roman" w:eastAsia="Times New Roman" w:hAnsi="Times New Roman"/>
+          <w:sz w:val="28"/>
+          <w:szCs w:val="28"/>
+        </w:rPr>
+        <w:t xml:space="preserve">Шаг 2. Каталог — поиск по названию (результаты при активации поля), фильтры по категории и цене, сортировка, ленивая подгрузка при прокрутке.</w:t>
+      </w:r>
+    </w:p>
+    <w:p>
+      <w:pPr>
+        <w:spacing w:after="0" w:before="0" w:line="360" w:lineRule="auto"/>
+        <w:ind w:firstLine="709"/>
+        <w:jc w:val="both"/>
+      </w:pPr>
+      <w:r>
+        <w:rPr>
+          <w:rFonts w:ascii="Times New Roman" w:cs="Times New Roman" w:eastAsia="Times New Roman" w:hAnsi="Times New Roman"/>
+          <w:sz w:val="28"/>
+          <w:szCs w:val="28"/>
+        </w:rPr>
+        <w:t xml:space="preserve">Шаг 3. Карточка товара — изображение, цена, зачёркнутая старая цена при скидке, выбор количества.</w:t>
+      </w:r>
+    </w:p>
+    <w:p>
+      <w:pPr>
+        <w:spacing w:after="0" w:before="0" w:line="360" w:lineRule="auto"/>
+        <w:ind w:firstLine="709"/>
+        <w:jc w:val="both"/>
+      </w:pPr>
+      <w:r>
+        <w:rPr>
+          <w:rFonts w:ascii="Times New Roman" w:cs="Times New Roman" w:eastAsia="Times New Roman" w:hAnsi="Times New Roman"/>
+          <w:sz w:val="28"/>
+          <w:szCs w:val="28"/>
+        </w:rPr>
+        <w:t xml:space="preserve">Шаг 4. Корзина — изменение количества, пересчёт итога, удаление позиций.</w:t>
+      </w:r>
+    </w:p>
+    <w:p>
+      <w:pPr>
+        <w:spacing w:after="0" w:before="0" w:line="360" w:lineRule="auto"/>
+        <w:ind w:firstLine="709"/>
+        <w:jc w:val="both"/>
+      </w:pPr>
+      <w:r>
+        <w:rPr>
+          <w:rFonts w:ascii="Times New Roman" w:cs="Times New Roman" w:eastAsia="Times New Roman" w:hAnsi="Times New Roman"/>
+          <w:sz w:val="28"/>
+          <w:szCs w:val="28"/>
+        </w:rPr>
+        <w:t xml:space="preserve">Шаг 5. Оформление заказа — валидация полей, способы оплаты (карта онлайн с вводом данных карты и имитацией оплаты, при получении, СБП), сохранение заказа со статусом.</w:t>
+      </w:r>
+    </w:p>
+    <w:p>
+      <w:pPr>
+        <w:spacing w:after="0" w:before="0" w:line="360" w:lineRule="auto"/>
+        <w:ind w:firstLine="709"/>
+        <w:jc w:val="both"/>
+      </w:pPr>
+      <w:r>
+        <w:rPr>
+          <w:rFonts w:ascii="Times New Roman" w:cs="Times New Roman" w:eastAsia="Times New Roman" w:hAnsi="Times New Roman"/>
+          <w:sz w:val="28"/>
+          <w:szCs w:val="28"/>
+        </w:rPr>
+        <w:t xml:space="preserve">Шаг 6. Регистрация/авторизация — валидация, сохранение в localStorage, доступ администратора по email admin@ya.ru.</w:t>
+      </w:r>
+    </w:p>
+    <w:p>
+      <w:pPr>
+        <w:spacing w:after="0" w:before="0" w:line="360" w:lineRule="auto"/>
+        <w:ind w:firstLine="709"/>
+        <w:jc w:val="both"/>
+      </w:pPr>
+      <w:r>
+        <w:rPr>
+          <w:rFonts w:ascii="Times New Roman" w:cs="Times New Roman" w:eastAsia="Times New Roman" w:hAnsi="Times New Roman"/>
+          <w:sz w:val="28"/>
+          <w:szCs w:val="28"/>
+        </w:rPr>
+        <w:t xml:space="preserve">Шаг 7. Личный кабинет — профиль, история заказов, уведомления о смене статуса.</w:t>
+      </w:r>
+    </w:p>
+    <w:p>
+      <w:pPr>
+        <w:spacing w:after="0" w:before="0" w:line="360" w:lineRule="auto"/>
+        <w:ind w:firstLine="709"/>
+        <w:jc w:val="both"/>
+      </w:pPr>
+      <w:r>
+        <w:rPr>
+          <w:rFonts w:ascii="Times New Roman" w:cs="Times New Roman" w:eastAsia="Times New Roman" w:hAnsi="Times New Roman"/>
+          <w:sz w:val="28"/>
+          <w:szCs w:val="28"/>
+        </w:rPr>
+        <w:t xml:space="preserve">Шаг 8. Админ-панель — вход только для администратора, добавление и удаление товаров, изменение статусов заказов с отправкой уведомления клиенту.</w:t>
       </w:r>
     </w:p>
     <w:p>
@@ -2330,7 +2690,37 @@
           <w:sz w:val="28"/>
           <w:szCs w:val="28"/>
         </w:rPr>
-        <w:t xml:space="preserve">Адаптивность реализована по принципу mobile-first с помощью CSS-медиазапросов: шапка с поиском перестраивается в несколько строк, каталог переходит в двухколоночную сетку, таблица корзины превращается в карточки, формы и карты не выходят за границы экрана. Кнопки имеют достаточный размер для нажатия пальцем, изображения масштабируются без искажений.</w:t>
+        <w:t xml:space="preserve">Шаг 1. Применён принцип mobile-first: вёрстка начинается с мобильной версии и расширяется для планшетов и десктопов.</w:t>
+      </w:r>
+    </w:p>
+    <w:p>
+      <w:pPr>
+        <w:spacing w:after="0" w:before="0" w:line="360" w:lineRule="auto"/>
+        <w:ind w:firstLine="709"/>
+        <w:jc w:val="both"/>
+      </w:pPr>
+      <w:r>
+        <w:rPr>
+          <w:rFonts w:ascii="Times New Roman" w:cs="Times New Roman" w:eastAsia="Times New Roman" w:hAnsi="Times New Roman"/>
+          <w:sz w:val="28"/>
+          <w:szCs w:val="28"/>
+        </w:rPr>
+        <w:t xml:space="preserve">Шаг 2. Реализованы медиазапросы: шапка с поиском перестраивается в несколько строк, каталог переходит в двухколоночную сетку, таблица корзины превращается в карточки.</w:t>
+      </w:r>
+    </w:p>
+    <w:p>
+      <w:pPr>
+        <w:spacing w:after="0" w:before="0" w:line="360" w:lineRule="auto"/>
+        <w:ind w:firstLine="709"/>
+        <w:jc w:val="both"/>
+      </w:pPr>
+      <w:r>
+        <w:rPr>
+          <w:rFonts w:ascii="Times New Roman" w:cs="Times New Roman" w:eastAsia="Times New Roman" w:hAnsi="Times New Roman"/>
+          <w:sz w:val="28"/>
+          <w:szCs w:val="28"/>
+        </w:rPr>
+        <w:t xml:space="preserve">Шаг 3. Проверены кнопки и формы на удобство нажатия на сенсорных экранах, изображения масштабируются без искажений.</w:t>
       </w:r>
     </w:p>
     <w:p>
